--- a/source-multichoice/build/es-material-tools-1.docx
+++ b/source-multichoice/build/es-material-tools-1.docx
@@ -25,7 +25,7 @@
       <w:r>
         <w:t>a)</w:t>
         <w:tab/>
-        <w:t>Elementos de cocina.</w:t>
+        <w:t>Objetos decorativos.</w:t>
       </w:r>
     </w:p>
     <w:p>
@@ -45,7 +45,7 @@
       <w:r>
         <w:t>c)</w:t>
         <w:tab/>
-        <w:t>Juguetes para niños que divierten y son útiles a la vez.</w:t>
+        <w:t>Elementos de cocina.</w:t>
       </w:r>
     </w:p>
     <w:p>
@@ -55,7 +55,7 @@
       <w:r>
         <w:t>d)</w:t>
         <w:tab/>
-        <w:t>Objetos decorativos.</w:t>
+        <w:t>Juguetes para niños que divierten y son útiles a la vez.</w:t>
       </w:r>
     </w:p>
     <w:p>
@@ -83,6 +83,16 @@
       <w:r>
         <w:t>b)</w:t>
         <w:tab/>
+        <w:t>Decorar el taller de Tecnología.</w:t>
+      </w:r>
+    </w:p>
+    <w:p>
+      <w:pPr>
+        <w:pStyle w:val="Choice"/>
+      </w:pPr>
+      <w:r>
+        <w:t>c)</w:t>
+        <w:tab/>
         <w:t>Realizar tareas específicas y manipular materiales.</w:t>
       </w:r>
     </w:p>
@@ -91,19 +101,9 @@
         <w:pStyle w:val="Choice"/>
       </w:pPr>
       <w:r>
-        <w:t>c)</w:t>
+        <w:t>d)</w:t>
         <w:tab/>
         <w:t>Jugar al aire libre.</w:t>
-      </w:r>
-    </w:p>
-    <w:p>
-      <w:pPr>
-        <w:pStyle w:val="Choice"/>
-      </w:pPr>
-      <w:r>
-        <w:t>d)</w:t>
-        <w:tab/>
-        <w:t>Decorar el taller de Tecnología.</w:t>
       </w:r>
     </w:p>
     <w:p>
@@ -141,7 +141,7 @@
       <w:r>
         <w:t>c)</w:t>
         <w:tab/>
-        <w:t>Para garantizar la seguridad y la eficacia.</w:t>
+        <w:t>Porque no hay suficientes herramientas disponibles.</w:t>
       </w:r>
     </w:p>
     <w:p>
@@ -151,7 +151,7 @@
       <w:r>
         <w:t>d)</w:t>
         <w:tab/>
-        <w:t>Porque no hay suficientes herramientas disponibles.</w:t>
+        <w:t>Para garantizar la seguridad y la eficacia.</w:t>
       </w:r>
     </w:p>
     <w:p>
@@ -169,7 +169,7 @@
       <w:r>
         <w:t>a)</w:t>
         <w:tab/>
-        <w:t>Golpear con un martillo.</w:t>
+        <w:t>Cortar con unas tijeras.</w:t>
       </w:r>
     </w:p>
     <w:p>
@@ -179,7 +179,7 @@
       <w:r>
         <w:t>b)</w:t>
         <w:tab/>
-        <w:t>Cortar con unas tijeras.</w:t>
+        <w:t>Atornillar con unos alicates.</w:t>
       </w:r>
     </w:p>
     <w:p>
@@ -199,7 +199,7 @@
       <w:r>
         <w:t>d)</w:t>
         <w:tab/>
-        <w:t>Atornillar con unos alicates.</w:t>
+        <w:t>Golpear con un martillo.</w:t>
       </w:r>
     </w:p>
     <w:p>
@@ -217,6 +217,16 @@
       <w:r>
         <w:t>a)</w:t>
         <w:tab/>
+        <w:t>Perforar con un punzón</w:t>
+      </w:r>
+    </w:p>
+    <w:p>
+      <w:pPr>
+        <w:pStyle w:val="Choice"/>
+      </w:pPr>
+      <w:r>
+        <w:t>b)</w:t>
+        <w:tab/>
         <w:t>Cortar con una sierra.</w:t>
       </w:r>
     </w:p>
@@ -225,33 +235,23 @@
         <w:pStyle w:val="Choice"/>
       </w:pPr>
       <w:r>
-        <w:t>b)</w:t>
+        <w:t>c)</w:t>
+        <w:tab/>
+        <w:t>Unir con un tornillo y una llave inglesa.</w:t>
+      </w:r>
+    </w:p>
+    <w:p>
+      <w:pPr>
+        <w:pStyle w:val="Choice"/>
+      </w:pPr>
+      <w:r>
+        <w:t>d)</w:t>
         <w:tab/>
         <w:t>Golpear con el mango de un destornillador.</w:t>
       </w:r>
     </w:p>
     <w:p>
       <w:pPr>
-        <w:pStyle w:val="Choice"/>
-      </w:pPr>
-      <w:r>
-        <w:t>c)</w:t>
-        <w:tab/>
-        <w:t>Perforar con un punzón</w:t>
-      </w:r>
-    </w:p>
-    <w:p>
-      <w:pPr>
-        <w:pStyle w:val="Choice"/>
-      </w:pPr>
-      <w:r>
-        <w:t>d)</w:t>
-        <w:tab/>
-        <w:t>Unir con un tornillo y una llave inglesa.</w:t>
-      </w:r>
-    </w:p>
-    <w:p>
-      <w:pPr>
         <w:pStyle w:val="ListNumber"/>
       </w:pPr>
       <w:r>
@@ -265,6 +265,26 @@
       <w:r>
         <w:t>a)</w:t>
         <w:tab/>
+        <w:t>Porque es peligroso y puede dañar las herramientas.</w:t>
+      </w:r>
+    </w:p>
+    <w:p>
+      <w:pPr>
+        <w:pStyle w:val="Choice"/>
+      </w:pPr>
+      <w:r>
+        <w:t>b)</w:t>
+        <w:tab/>
+        <w:t>Porque las herramientas son caras.</w:t>
+      </w:r>
+    </w:p>
+    <w:p>
+      <w:pPr>
+        <w:pStyle w:val="Choice"/>
+      </w:pPr>
+      <w:r>
+        <w:t>c)</w:t>
+        <w:tab/>
         <w:t>Porque no hay suficientes herramientas adecuadas.</w:t>
       </w:r>
     </w:p>
@@ -273,33 +293,13 @@
         <w:pStyle w:val="Choice"/>
       </w:pPr>
       <w:r>
-        <w:t>b)</w:t>
+        <w:t>d)</w:t>
         <w:tab/>
         <w:t>Para hacer que el taller sea aburrido.</w:t>
       </w:r>
     </w:p>
     <w:p>
       <w:pPr>
-        <w:pStyle w:val="Choice"/>
-      </w:pPr>
-      <w:r>
-        <w:t>c)</w:t>
-        <w:tab/>
-        <w:t>Porque las herramientas son caras.</w:t>
-      </w:r>
-    </w:p>
-    <w:p>
-      <w:pPr>
-        <w:pStyle w:val="Choice"/>
-      </w:pPr>
-      <w:r>
-        <w:t>d)</w:t>
-        <w:tab/>
-        <w:t>Porque es peligroso y puede dañar las herramientas.</w:t>
-      </w:r>
-    </w:p>
-    <w:p>
-      <w:pPr>
         <w:pStyle w:val="ListNumber"/>
       </w:pPr>
       <w:r>
@@ -313,6 +313,16 @@
       <w:r>
         <w:t>a)</w:t>
         <w:tab/>
+        <w:t>Correr por el taller con una herramienta en la mano.</w:t>
+      </w:r>
+    </w:p>
+    <w:p>
+      <w:pPr>
+        <w:pStyle w:val="Choice"/>
+      </w:pPr>
+      <w:r>
+        <w:t>b)</w:t>
+        <w:tab/>
         <w:t>Utilizar una herramienta para su función prevista.</w:t>
       </w:r>
     </w:p>
@@ -321,7 +331,7 @@
         <w:pStyle w:val="Choice"/>
       </w:pPr>
       <w:r>
-        <w:t>b)</w:t>
+        <w:t>c)</w:t>
         <w:tab/>
         <w:t>Dejar las herramientas desatendidas.</w:t>
       </w:r>
@@ -331,23 +341,13 @@
         <w:pStyle w:val="Choice"/>
       </w:pPr>
       <w:r>
-        <w:t>c)</w:t>
+        <w:t>d)</w:t>
         <w:tab/>
         <w:t>Usar herramientas de cualquier manera.</w:t>
       </w:r>
     </w:p>
     <w:p>
       <w:pPr>
-        <w:pStyle w:val="Choice"/>
-      </w:pPr>
-      <w:r>
-        <w:t>d)</w:t>
-        <w:tab/>
-        <w:t>Correr por el taller con una herramienta en la mano.</w:t>
-      </w:r>
-    </w:p>
-    <w:p>
-      <w:pPr>
         <w:pStyle w:val="ListNumber"/>
       </w:pPr>
       <w:r>
@@ -361,7 +361,7 @@
       <w:r>
         <w:t>a)</w:t>
         <w:tab/>
-        <w:t>Nada, las herramientas son indestructibles</w:t>
+        <w:t>Las herramientas se vuelven más seguras</w:t>
       </w:r>
     </w:p>
     <w:p>
@@ -370,6 +370,16 @@
       </w:pPr>
       <w:r>
         <w:t>b)</w:t>
+        <w:tab/>
+        <w:t>Las herramientas se vuelven más efectivas</w:t>
+      </w:r>
+    </w:p>
+    <w:p>
+      <w:pPr>
+        <w:pStyle w:val="Choice"/>
+      </w:pPr>
+      <w:r>
+        <w:t>c)</w:t>
         <w:tab/>
         <w:t>Puede dañar la herramienta o causar lesiones</w:t>
       </w:r>
@@ -379,19 +389,9 @@
         <w:pStyle w:val="Choice"/>
       </w:pPr>
       <w:r>
-        <w:t>c)</w:t>
-        <w:tab/>
-        <w:t>Las herramientas se vuelven más efectivas</w:t>
-      </w:r>
-    </w:p>
-    <w:p>
-      <w:pPr>
-        <w:pStyle w:val="Choice"/>
-      </w:pPr>
-      <w:r>
         <w:t>d)</w:t>
         <w:tab/>
-        <w:t>Las herramientas se vuelven más seguras</w:t>
+        <w:t>Nada, las herramientas son indestructibles</w:t>
       </w:r>
     </w:p>
     <w:p>
@@ -419,6 +419,16 @@
       <w:r>
         <w:t>b)</w:t>
         <w:tab/>
+        <w:t>Las herramientas se almacenan en contenedores grandes, los materiales no.</w:t>
+      </w:r>
+    </w:p>
+    <w:p>
+      <w:pPr>
+        <w:pStyle w:val="Choice"/>
+      </w:pPr>
+      <w:r>
+        <w:t>c)</w:t>
+        <w:tab/>
         <w:t>Las herramientas no son reutilizables, los materiales si.</w:t>
       </w:r>
     </w:p>
@@ -427,23 +437,13 @@
         <w:pStyle w:val="Choice"/>
       </w:pPr>
       <w:r>
-        <w:t>c)</w:t>
+        <w:t>d)</w:t>
         <w:tab/>
         <w:t>Las herramientas no forman parte del objeto fabricado, mientras que los materiales si.</w:t>
       </w:r>
     </w:p>
     <w:p>
       <w:pPr>
-        <w:pStyle w:val="Choice"/>
-      </w:pPr>
-      <w:r>
-        <w:t>d)</w:t>
-        <w:tab/>
-        <w:t>Las herramientas se almacenan en contenedores grandes, los materiales no.</w:t>
-      </w:r>
-    </w:p>
-    <w:p>
-      <w:pPr>
         <w:pStyle w:val="ListNumber"/>
       </w:pPr>
       <w:r>
@@ -457,6 +457,26 @@
       <w:r>
         <w:t>a)</w:t>
         <w:tab/>
+        <w:t>Una herramienta que se puede usar en la fabricación de varios productos.</w:t>
+      </w:r>
+    </w:p>
+    <w:p>
+      <w:pPr>
+        <w:pStyle w:val="Choice"/>
+      </w:pPr>
+      <w:r>
+        <w:t>b)</w:t>
+        <w:tab/>
+        <w:t>Una herramienta que solo se usa una vez.</w:t>
+      </w:r>
+    </w:p>
+    <w:p>
+      <w:pPr>
+        <w:pStyle w:val="Choice"/>
+      </w:pPr>
+      <w:r>
+        <w:t>c)</w:t>
+        <w:tab/>
         <w:t>Una herramienta que es parte del objeto fabricado.</w:t>
       </w:r>
     </w:p>
@@ -465,33 +485,13 @@
         <w:pStyle w:val="Choice"/>
       </w:pPr>
       <w:r>
-        <w:t>b)</w:t>
+        <w:t>d)</w:t>
         <w:tab/>
         <w:t>Una herramienta que nunca se desgasta.</w:t>
       </w:r>
     </w:p>
     <w:p>
       <w:pPr>
-        <w:pStyle w:val="Choice"/>
-      </w:pPr>
-      <w:r>
-        <w:t>c)</w:t>
-        <w:tab/>
-        <w:t>Una herramienta que solo se usa una vez.</w:t>
-      </w:r>
-    </w:p>
-    <w:p>
-      <w:pPr>
-        <w:pStyle w:val="Choice"/>
-      </w:pPr>
-      <w:r>
-        <w:t>d)</w:t>
-        <w:tab/>
-        <w:t>Una herramienta que se puede usar en la fabricación de varios productos.</w:t>
-      </w:r>
-    </w:p>
-    <w:p>
-      <w:pPr>
         <w:pStyle w:val="ListNumber"/>
       </w:pPr>
       <w:r>
@@ -505,7 +505,7 @@
       <w:r>
         <w:t>a)</w:t>
         <w:tab/>
-        <w:t>Pintura.</w:t>
+        <w:t>Martillo.</w:t>
       </w:r>
     </w:p>
     <w:p>
@@ -514,6 +514,16 @@
       </w:pPr>
       <w:r>
         <w:t>b)</w:t>
+        <w:tab/>
+        <w:t>Destornillador.</w:t>
+      </w:r>
+    </w:p>
+    <w:p>
+      <w:pPr>
+        <w:pStyle w:val="Choice"/>
+      </w:pPr>
+      <w:r>
+        <w:t>c)</w:t>
         <w:tab/>
         <w:t>Lápiz.</w:t>
       </w:r>
@@ -523,19 +533,9 @@
         <w:pStyle w:val="Choice"/>
       </w:pPr>
       <w:r>
-        <w:t>c)</w:t>
-        <w:tab/>
-        <w:t>Martillo.</w:t>
-      </w:r>
-    </w:p>
-    <w:p>
-      <w:pPr>
-        <w:pStyle w:val="Choice"/>
-      </w:pPr>
-      <w:r>
         <w:t>d)</w:t>
         <w:tab/>
-        <w:t>Destornillador.</w:t>
+        <w:t>Pintura.</w:t>
       </w:r>
     </w:p>
     <w:p>
@@ -553,16 +553,6 @@
       <w:r>
         <w:t>a)</w:t>
         <w:tab/>
-        <w:t>Son materiales porque son costosos.</w:t>
-      </w:r>
-    </w:p>
-    <w:p>
-      <w:pPr>
-        <w:pStyle w:val="Choice"/>
-      </w:pPr>
-      <w:r>
-        <w:t>b)</w:t>
-        <w:tab/>
         <w:t>Son materiales porque no se pueden almacenar en contenedores grandes.</w:t>
       </w:r>
     </w:p>
@@ -571,9 +561,19 @@
         <w:pStyle w:val="Choice"/>
       </w:pPr>
       <w:r>
+        <w:t>b)</w:t>
+        <w:tab/>
+        <w:t>Son materiales porque son difíciles de utilizar.</w:t>
+      </w:r>
+    </w:p>
+    <w:p>
+      <w:pPr>
+        <w:pStyle w:val="Choice"/>
+      </w:pPr>
+      <w:r>
         <w:t>c)</w:t>
         <w:tab/>
-        <w:t>Son materiales porque son difíciles de utilizar.</w:t>
+        <w:t>Son materiales porque son costosos.</w:t>
       </w:r>
     </w:p>
     <w:p>
@@ -601,7 +601,7 @@
       <w:r>
         <w:t>a)</w:t>
         <w:tab/>
-        <w:t>Pistola de cola termofusible.</w:t>
+        <w:t>Martillo.</w:t>
       </w:r>
     </w:p>
     <w:p>
@@ -621,7 +621,7 @@
       <w:r>
         <w:t>c)</w:t>
         <w:tab/>
-        <w:t>Martillo.</w:t>
+        <w:t>Tornillo.</w:t>
       </w:r>
     </w:p>
     <w:p>
@@ -631,7 +631,7 @@
       <w:r>
         <w:t>d)</w:t>
         <w:tab/>
-        <w:t>Tornillo.</w:t>
+        <w:t>Pistola de cola termofusible.</w:t>
       </w:r>
     </w:p>
     <w:p>
@@ -659,16 +659,6 @@
       <w:r>
         <w:t>b)</w:t>
         <w:tab/>
-        <w:t>Pegamento.</w:t>
-      </w:r>
-    </w:p>
-    <w:p>
-      <w:pPr>
-        <w:pStyle w:val="Choice"/>
-      </w:pPr>
-      <w:r>
-        <w:t>c)</w:t>
-        <w:tab/>
         <w:t>Martillo.</w:t>
       </w:r>
     </w:p>
@@ -677,13 +667,23 @@
         <w:pStyle w:val="Choice"/>
       </w:pPr>
       <w:r>
-        <w:t>d)</w:t>
+        <w:t>c)</w:t>
         <w:tab/>
         <w:t>Tornillo.</w:t>
       </w:r>
     </w:p>
     <w:p>
       <w:pPr>
+        <w:pStyle w:val="Choice"/>
+      </w:pPr>
+      <w:r>
+        <w:t>d)</w:t>
+        <w:tab/>
+        <w:t>Pegamento.</w:t>
+      </w:r>
+    </w:p>
+    <w:p>
+      <w:pPr>
         <w:pStyle w:val="ListNumber"/>
       </w:pPr>
       <w:r>
@@ -697,7 +697,7 @@
       <w:r>
         <w:t>a)</w:t>
         <w:tab/>
-        <w:t>Para asegurarse de que las herramientas se almacenen en contenedores grandes.</w:t>
+        <w:t>Para mantener un registro de las herramientas utilizadas.</w:t>
       </w:r>
     </w:p>
     <w:p>
@@ -727,7 +727,7 @@
       <w:r>
         <w:t>d)</w:t>
         <w:tab/>
-        <w:t>Para mantener un registro de las herramientas utilizadas.</w:t>
+        <w:t>Para asegurarse de que las herramientas se almacenen en contenedores grandes.</w:t>
       </w:r>
     </w:p>
     <w:p>
@@ -736,6 +736,390 @@
       </w:pPr>
       <w:r>
         <w:t>¿Qué tipo de operación se puede realizar con una regla graduada?</w:t>
+      </w:r>
+    </w:p>
+    <w:p>
+      <w:pPr>
+        <w:pStyle w:val="Choice"/>
+      </w:pPr>
+      <w:r>
+        <w:t>a)</w:t>
+        <w:tab/>
+        <w:t>Medición.</w:t>
+      </w:r>
+    </w:p>
+    <w:p>
+      <w:pPr>
+        <w:pStyle w:val="Choice"/>
+      </w:pPr>
+      <w:r>
+        <w:t>b)</w:t>
+        <w:tab/>
+        <w:t>Acabado.</w:t>
+      </w:r>
+    </w:p>
+    <w:p>
+      <w:pPr>
+        <w:pStyle w:val="Choice"/>
+      </w:pPr>
+      <w:r>
+        <w:t>c)</w:t>
+        <w:tab/>
+        <w:t>Corte.</w:t>
+      </w:r>
+    </w:p>
+    <w:p>
+      <w:pPr>
+        <w:pStyle w:val="Choice"/>
+      </w:pPr>
+      <w:r>
+        <w:t>d)</w:t>
+        <w:tab/>
+        <w:t>Trazado.</w:t>
+      </w:r>
+    </w:p>
+    <w:p>
+      <w:pPr>
+        <w:pStyle w:val="ListNumber"/>
+      </w:pPr>
+      <w:r>
+        <w:t>¿Qué tipo de operación se puede realizar con una escuadra o un cartabón?</w:t>
+      </w:r>
+    </w:p>
+    <w:p>
+      <w:pPr>
+        <w:pStyle w:val="Choice"/>
+      </w:pPr>
+      <w:r>
+        <w:t>a)</w:t>
+        <w:tab/>
+        <w:t>Corte.</w:t>
+      </w:r>
+    </w:p>
+    <w:p>
+      <w:pPr>
+        <w:pStyle w:val="Choice"/>
+      </w:pPr>
+      <w:r>
+        <w:t>b)</w:t>
+        <w:tab/>
+        <w:t>Trazado.</w:t>
+      </w:r>
+    </w:p>
+    <w:p>
+      <w:pPr>
+        <w:pStyle w:val="Choice"/>
+      </w:pPr>
+      <w:r>
+        <w:t>c)</w:t>
+        <w:tab/>
+        <w:t>Medición.</w:t>
+      </w:r>
+    </w:p>
+    <w:p>
+      <w:pPr>
+        <w:pStyle w:val="Choice"/>
+      </w:pPr>
+      <w:r>
+        <w:t>d)</w:t>
+        <w:tab/>
+        <w:t>Acabado.</w:t>
+      </w:r>
+    </w:p>
+    <w:p>
+      <w:pPr>
+        <w:pStyle w:val="ListNumber"/>
+      </w:pPr>
+      <w:r>
+        <w:t>¿Qué tipo de operación se puede realizar con un compás?</w:t>
+      </w:r>
+    </w:p>
+    <w:p>
+      <w:pPr>
+        <w:pStyle w:val="Choice"/>
+      </w:pPr>
+      <w:r>
+        <w:t>a)</w:t>
+        <w:tab/>
+        <w:t>Acabado.</w:t>
+      </w:r>
+    </w:p>
+    <w:p>
+      <w:pPr>
+        <w:pStyle w:val="Choice"/>
+      </w:pPr>
+      <w:r>
+        <w:t>b)</w:t>
+        <w:tab/>
+        <w:t>Perforado.</w:t>
+      </w:r>
+    </w:p>
+    <w:p>
+      <w:pPr>
+        <w:pStyle w:val="Choice"/>
+      </w:pPr>
+      <w:r>
+        <w:t>c)</w:t>
+        <w:tab/>
+        <w:t>Trazado y medición.</w:t>
+      </w:r>
+    </w:p>
+    <w:p>
+      <w:pPr>
+        <w:pStyle w:val="Choice"/>
+      </w:pPr>
+      <w:r>
+        <w:t>d)</w:t>
+        <w:tab/>
+        <w:t>Corte.</w:t>
+      </w:r>
+    </w:p>
+    <w:p>
+      <w:pPr>
+        <w:pStyle w:val="ListNumber"/>
+      </w:pPr>
+      <w:r>
+        <w:t>¿Qué tipo de operación se puede realizar con un nivel?</w:t>
+      </w:r>
+    </w:p>
+    <w:p>
+      <w:pPr>
+        <w:pStyle w:val="Choice"/>
+      </w:pPr>
+      <w:r>
+        <w:t>a)</w:t>
+        <w:tab/>
+        <w:t>Corte.</w:t>
+      </w:r>
+    </w:p>
+    <w:p>
+      <w:pPr>
+        <w:pStyle w:val="Choice"/>
+      </w:pPr>
+      <w:r>
+        <w:t>b)</w:t>
+        <w:tab/>
+        <w:t>Acabado.</w:t>
+      </w:r>
+    </w:p>
+    <w:p>
+      <w:pPr>
+        <w:pStyle w:val="Choice"/>
+      </w:pPr>
+      <w:r>
+        <w:t>c)</w:t>
+        <w:tab/>
+        <w:t>Medición.</w:t>
+      </w:r>
+    </w:p>
+    <w:p>
+      <w:pPr>
+        <w:pStyle w:val="Choice"/>
+      </w:pPr>
+      <w:r>
+        <w:t>d)</w:t>
+        <w:tab/>
+        <w:t>Unión.</w:t>
+      </w:r>
+    </w:p>
+    <w:p>
+      <w:pPr>
+        <w:pStyle w:val="ListNumber"/>
+      </w:pPr>
+      <w:r>
+        <w:t>¿Qué tipo de operación se puede realizar con una cinta métrica?</w:t>
+      </w:r>
+    </w:p>
+    <w:p>
+      <w:pPr>
+        <w:pStyle w:val="Choice"/>
+      </w:pPr>
+      <w:r>
+        <w:t>a)</w:t>
+        <w:tab/>
+        <w:t>Medición.</w:t>
+      </w:r>
+    </w:p>
+    <w:p>
+      <w:pPr>
+        <w:pStyle w:val="Choice"/>
+      </w:pPr>
+      <w:r>
+        <w:t>b)</w:t>
+        <w:tab/>
+        <w:t>Acabado.</w:t>
+      </w:r>
+    </w:p>
+    <w:p>
+      <w:pPr>
+        <w:pStyle w:val="Choice"/>
+      </w:pPr>
+      <w:r>
+        <w:t>c)</w:t>
+        <w:tab/>
+        <w:t>Unión.</w:t>
+      </w:r>
+    </w:p>
+    <w:p>
+      <w:pPr>
+        <w:pStyle w:val="Choice"/>
+      </w:pPr>
+      <w:r>
+        <w:t>d)</w:t>
+        <w:tab/>
+        <w:t>Corte.</w:t>
+      </w:r>
+    </w:p>
+    <w:p>
+      <w:pPr>
+        <w:pStyle w:val="ListNumber"/>
+      </w:pPr>
+      <w:r>
+        <w:t>¿Qué tipo de operación se puede realizar con un pie de rey?</w:t>
+      </w:r>
+    </w:p>
+    <w:p>
+      <w:pPr>
+        <w:pStyle w:val="Choice"/>
+      </w:pPr>
+      <w:r>
+        <w:t>a)</w:t>
+        <w:tab/>
+        <w:t>Corte.</w:t>
+      </w:r>
+    </w:p>
+    <w:p>
+      <w:pPr>
+        <w:pStyle w:val="Choice"/>
+      </w:pPr>
+      <w:r>
+        <w:t>b)</w:t>
+        <w:tab/>
+        <w:t>Trazado.</w:t>
+      </w:r>
+    </w:p>
+    <w:p>
+      <w:pPr>
+        <w:pStyle w:val="Choice"/>
+      </w:pPr>
+      <w:r>
+        <w:t>c)</w:t>
+        <w:tab/>
+        <w:t>Medición.</w:t>
+      </w:r>
+    </w:p>
+    <w:p>
+      <w:pPr>
+        <w:pStyle w:val="Choice"/>
+      </w:pPr>
+      <w:r>
+        <w:t>d)</w:t>
+        <w:tab/>
+        <w:t>Acabado.</w:t>
+      </w:r>
+    </w:p>
+    <w:p>
+      <w:pPr>
+        <w:pStyle w:val="ListNumber"/>
+      </w:pPr>
+      <w:r>
+        <w:t>¿Qué tipo de operación se puede realizar con un polímetro?</w:t>
+      </w:r>
+    </w:p>
+    <w:p>
+      <w:pPr>
+        <w:pStyle w:val="Choice"/>
+      </w:pPr>
+      <w:r>
+        <w:t>a)</w:t>
+        <w:tab/>
+        <w:t>Medición eléctrica y mecánica.</w:t>
+      </w:r>
+    </w:p>
+    <w:p>
+      <w:pPr>
+        <w:pStyle w:val="Choice"/>
+      </w:pPr>
+      <w:r>
+        <w:t>b)</w:t>
+        <w:tab/>
+        <w:t>Medición mecánica.</w:t>
+      </w:r>
+    </w:p>
+    <w:p>
+      <w:pPr>
+        <w:pStyle w:val="Choice"/>
+      </w:pPr>
+      <w:r>
+        <w:t>c)</w:t>
+        <w:tab/>
+        <w:t>Trazado.</w:t>
+      </w:r>
+    </w:p>
+    <w:p>
+      <w:pPr>
+        <w:pStyle w:val="Choice"/>
+      </w:pPr>
+      <w:r>
+        <w:t>d)</w:t>
+        <w:tab/>
+        <w:t>Medición eléctrica.</w:t>
+      </w:r>
+    </w:p>
+    <w:p>
+      <w:pPr>
+        <w:pStyle w:val="ListNumber"/>
+      </w:pPr>
+      <w:r>
+        <w:t>¿Qué tipo de operación se puede realizar con un lápiz?</w:t>
+      </w:r>
+    </w:p>
+    <w:p>
+      <w:pPr>
+        <w:pStyle w:val="Choice"/>
+      </w:pPr>
+      <w:r>
+        <w:t>a)</w:t>
+        <w:tab/>
+        <w:t>Medición.</w:t>
+      </w:r>
+    </w:p>
+    <w:p>
+      <w:pPr>
+        <w:pStyle w:val="Choice"/>
+      </w:pPr>
+      <w:r>
+        <w:t>b)</w:t>
+        <w:tab/>
+        <w:t>Perforado.</w:t>
+      </w:r>
+    </w:p>
+    <w:p>
+      <w:pPr>
+        <w:pStyle w:val="Choice"/>
+      </w:pPr>
+      <w:r>
+        <w:t>c)</w:t>
+        <w:tab/>
+        <w:t>Trazado.</w:t>
+      </w:r>
+    </w:p>
+    <w:p>
+      <w:pPr>
+        <w:pStyle w:val="Choice"/>
+      </w:pPr>
+      <w:r>
+        <w:t>d)</w:t>
+        <w:tab/>
+        <w:t>Corte.</w:t>
+      </w:r>
+    </w:p>
+    <w:p>
+      <w:pPr>
+        <w:pStyle w:val="ListNumber"/>
+      </w:pPr>
+      <w:r>
+        <w:t>¿Qué tipo de operación se puede realizar con una punta de trazar?</w:t>
       </w:r>
     </w:p>
     <w:p>
@@ -765,73 +1149,25 @@
       <w:r>
         <w:t>c)</w:t>
         <w:tab/>
-        <w:t>Acabado.</w:t>
-      </w:r>
-    </w:p>
-    <w:p>
-      <w:pPr>
-        <w:pStyle w:val="Choice"/>
-      </w:pPr>
-      <w:r>
-        <w:t>d)</w:t>
-        <w:tab/>
         <w:t>Corte.</w:t>
       </w:r>
     </w:p>
     <w:p>
       <w:pPr>
-        <w:pStyle w:val="ListNumber"/>
+        <w:pStyle w:val="Choice"/>
       </w:pPr>
       <w:r>
-        <w:t>¿Qué tipo de operación se puede realizar con una escuadra o un cartabón?</w:t>
+        <w:t>d)</w:t>
+        <w:tab/>
+        <w:t>Perforado.</w:t>
       </w:r>
     </w:p>
     <w:p>
       <w:pPr>
-        <w:pStyle w:val="Choice"/>
+        <w:pStyle w:val="ListNumber"/>
       </w:pPr>
       <w:r>
-        <w:t>a)</w:t>
-        <w:tab/>
-        <w:t>Trazado.</w:t>
-      </w:r>
-    </w:p>
-    <w:p>
-      <w:pPr>
-        <w:pStyle w:val="Choice"/>
-      </w:pPr>
-      <w:r>
-        <w:t>b)</w:t>
-        <w:tab/>
-        <w:t>Acabado.</w:t>
-      </w:r>
-    </w:p>
-    <w:p>
-      <w:pPr>
-        <w:pStyle w:val="Choice"/>
-      </w:pPr>
-      <w:r>
-        <w:t>c)</w:t>
-        <w:tab/>
-        <w:t>Corte.</w:t>
-      </w:r>
-    </w:p>
-    <w:p>
-      <w:pPr>
-        <w:pStyle w:val="Choice"/>
-      </w:pPr>
-      <w:r>
-        <w:t>d)</w:t>
-        <w:tab/>
-        <w:t>Medición.</w:t>
-      </w:r>
-    </w:p>
-    <w:p>
-      <w:pPr>
-        <w:pStyle w:val="ListNumber"/>
-      </w:pPr>
-      <w:r>
-        <w:t>¿Qué tipo de operación se puede realizar con un compás?</w:t>
+        <w:t>¿Qué tipo de operación se puede realizar con un granete?</w:t>
       </w:r>
     </w:p>
     <w:p>
@@ -851,7 +1187,7 @@
       <w:r>
         <w:t>b)</w:t>
         <w:tab/>
-        <w:t>Trazado y medición.</w:t>
+        <w:t>Trazado.</w:t>
       </w:r>
     </w:p>
     <w:p>
@@ -861,7 +1197,7 @@
       <w:r>
         <w:t>c)</w:t>
         <w:tab/>
-        <w:t>Perforado.</w:t>
+        <w:t>Iniciar un perforado.</w:t>
       </w:r>
     </w:p>
     <w:p>
@@ -871,7 +1207,7 @@
       <w:r>
         <w:t>d)</w:t>
         <w:tab/>
-        <w:t>Acabado.</w:t>
+        <w:t>Golpeo.</w:t>
       </w:r>
     </w:p>
     <w:p>
@@ -879,7 +1215,7 @@
         <w:pStyle w:val="ListNumber"/>
       </w:pPr>
       <w:r>
-        <w:t>¿Qué tipo de operación se puede realizar con un nivel?</w:t>
+        <w:t>¿Qué tipo de operación se puede realizar con unos alicates?</w:t>
       </w:r>
     </w:p>
     <w:p>
@@ -889,7 +1225,7 @@
       <w:r>
         <w:t>a)</w:t>
         <w:tab/>
-        <w:t>Acabado.</w:t>
+        <w:t>Perforado.</w:t>
       </w:r>
     </w:p>
     <w:p>
@@ -909,102 +1245,6 @@
       <w:r>
         <w:t>c)</w:t>
         <w:tab/>
-        <w:t>Medición.</w:t>
-      </w:r>
-    </w:p>
-    <w:p>
-      <w:pPr>
-        <w:pStyle w:val="Choice"/>
-      </w:pPr>
-      <w:r>
-        <w:t>d)</w:t>
-        <w:tab/>
-        <w:t>Corte.</w:t>
-      </w:r>
-    </w:p>
-    <w:p>
-      <w:pPr>
-        <w:pStyle w:val="ListNumber"/>
-      </w:pPr>
-      <w:r>
-        <w:t>¿Qué tipo de operación se puede realizar con una cinta métrica?</w:t>
-      </w:r>
-    </w:p>
-    <w:p>
-      <w:pPr>
-        <w:pStyle w:val="Choice"/>
-      </w:pPr>
-      <w:r>
-        <w:t>a)</w:t>
-        <w:tab/>
-        <w:t>Corte.</w:t>
-      </w:r>
-    </w:p>
-    <w:p>
-      <w:pPr>
-        <w:pStyle w:val="Choice"/>
-      </w:pPr>
-      <w:r>
-        <w:t>b)</w:t>
-        <w:tab/>
-        <w:t>Acabado.</w:t>
-      </w:r>
-    </w:p>
-    <w:p>
-      <w:pPr>
-        <w:pStyle w:val="Choice"/>
-      </w:pPr>
-      <w:r>
-        <w:t>c)</w:t>
-        <w:tab/>
-        <w:t>Medición.</w:t>
-      </w:r>
-    </w:p>
-    <w:p>
-      <w:pPr>
-        <w:pStyle w:val="Choice"/>
-      </w:pPr>
-      <w:r>
-        <w:t>d)</w:t>
-        <w:tab/>
-        <w:t>Unión.</w:t>
-      </w:r>
-    </w:p>
-    <w:p>
-      <w:pPr>
-        <w:pStyle w:val="ListNumber"/>
-      </w:pPr>
-      <w:r>
-        <w:t>¿Qué tipo de operación se puede realizar con un pie de rey?</w:t>
-      </w:r>
-    </w:p>
-    <w:p>
-      <w:pPr>
-        <w:pStyle w:val="Choice"/>
-      </w:pPr>
-      <w:r>
-        <w:t>a)</w:t>
-        <w:tab/>
-        <w:t>Medición.</w:t>
-      </w:r>
-    </w:p>
-    <w:p>
-      <w:pPr>
-        <w:pStyle w:val="Choice"/>
-      </w:pPr>
-      <w:r>
-        <w:t>b)</w:t>
-        <w:tab/>
-        <w:t>Acabado.</w:t>
-      </w:r>
-    </w:p>
-    <w:p>
-      <w:pPr>
-        <w:pStyle w:val="Choice"/>
-      </w:pPr>
-      <w:r>
-        <w:t>c)</w:t>
-        <w:tab/>
         <w:t>Trazado.</w:t>
       </w:r>
     </w:p>
@@ -1015,7 +1255,7 @@
       <w:r>
         <w:t>d)</w:t>
         <w:tab/>
-        <w:t>Corte.</w:t>
+        <w:t>Sujeción.</w:t>
       </w:r>
     </w:p>
     <w:p>
@@ -1023,7 +1263,7 @@
         <w:pStyle w:val="ListNumber"/>
       </w:pPr>
       <w:r>
-        <w:t>¿Qué tipo de operación se puede realizar con un polímetro?</w:t>
+        <w:t>¿Qué tipo de operación se puede realizar con un tornillo de banco?</w:t>
       </w:r>
     </w:p>
     <w:p>
@@ -1033,151 +1273,7 @@
       <w:r>
         <w:t>a)</w:t>
         <w:tab/>
-        <w:t>Trazado.</w:t>
-      </w:r>
-    </w:p>
-    <w:p>
-      <w:pPr>
-        <w:pStyle w:val="Choice"/>
-      </w:pPr>
-      <w:r>
-        <w:t>b)</w:t>
-        <w:tab/>
-        <w:t>Medición eléctrica y mecánica.</w:t>
-      </w:r>
-    </w:p>
-    <w:p>
-      <w:pPr>
-        <w:pStyle w:val="Choice"/>
-      </w:pPr>
-      <w:r>
-        <w:t>c)</w:t>
-        <w:tab/>
-        <w:t>Medición eléctrica.</w:t>
-      </w:r>
-    </w:p>
-    <w:p>
-      <w:pPr>
-        <w:pStyle w:val="Choice"/>
-      </w:pPr>
-      <w:r>
-        <w:t>d)</w:t>
-        <w:tab/>
-        <w:t>Medición mecánica.</w:t>
-      </w:r>
-    </w:p>
-    <w:p>
-      <w:pPr>
-        <w:pStyle w:val="ListNumber"/>
-      </w:pPr>
-      <w:r>
-        <w:t>¿Qué tipo de operación se puede realizar con un lápiz?</w:t>
-      </w:r>
-    </w:p>
-    <w:p>
-      <w:pPr>
-        <w:pStyle w:val="Choice"/>
-      </w:pPr>
-      <w:r>
-        <w:t>a)</w:t>
-        <w:tab/>
-        <w:t>Corte.</w:t>
-      </w:r>
-    </w:p>
-    <w:p>
-      <w:pPr>
-        <w:pStyle w:val="Choice"/>
-      </w:pPr>
-      <w:r>
-        <w:t>b)</w:t>
-        <w:tab/>
-        <w:t>Medición.</w:t>
-      </w:r>
-    </w:p>
-    <w:p>
-      <w:pPr>
-        <w:pStyle w:val="Choice"/>
-      </w:pPr>
-      <w:r>
-        <w:t>c)</w:t>
-        <w:tab/>
-        <w:t>Perforado.</w:t>
-      </w:r>
-    </w:p>
-    <w:p>
-      <w:pPr>
-        <w:pStyle w:val="Choice"/>
-      </w:pPr>
-      <w:r>
-        <w:t>d)</w:t>
-        <w:tab/>
-        <w:t>Trazado.</w:t>
-      </w:r>
-    </w:p>
-    <w:p>
-      <w:pPr>
-        <w:pStyle w:val="ListNumber"/>
-      </w:pPr>
-      <w:r>
-        <w:t>¿Qué tipo de operación se puede realizar con una punta de trazar?</w:t>
-      </w:r>
-    </w:p>
-    <w:p>
-      <w:pPr>
-        <w:pStyle w:val="Choice"/>
-      </w:pPr>
-      <w:r>
-        <w:t>a)</w:t>
-        <w:tab/>
-        <w:t>Medición.</w:t>
-      </w:r>
-    </w:p>
-    <w:p>
-      <w:pPr>
-        <w:pStyle w:val="Choice"/>
-      </w:pPr>
-      <w:r>
-        <w:t>b)</w:t>
-        <w:tab/>
-        <w:t>Perforado.</w:t>
-      </w:r>
-    </w:p>
-    <w:p>
-      <w:pPr>
-        <w:pStyle w:val="Choice"/>
-      </w:pPr>
-      <w:r>
-        <w:t>c)</w:t>
-        <w:tab/>
-        <w:t>Trazado.</w:t>
-      </w:r>
-    </w:p>
-    <w:p>
-      <w:pPr>
-        <w:pStyle w:val="Choice"/>
-      </w:pPr>
-      <w:r>
-        <w:t>d)</w:t>
-        <w:tab/>
-        <w:t>Corte.</w:t>
-      </w:r>
-    </w:p>
-    <w:p>
-      <w:pPr>
-        <w:pStyle w:val="ListNumber"/>
-      </w:pPr>
-      <w:r>
-        <w:t>¿Qué tipo de operación se puede realizar con un granete?</w:t>
-      </w:r>
-    </w:p>
-    <w:p>
-      <w:pPr>
-        <w:pStyle w:val="Choice"/>
-      </w:pPr>
-      <w:r>
-        <w:t>a)</w:t>
-        <w:tab/>
-        <w:t>Iniciar un perforado.</w:t>
+        <w:t>Sujeción.</w:t>
       </w:r>
     </w:p>
     <w:p>
@@ -1197,44 +1293,6 @@
       <w:r>
         <w:t>c)</w:t>
         <w:tab/>
-        <w:t>Golpeo.</w:t>
-      </w:r>
-    </w:p>
-    <w:p>
-      <w:pPr>
-        <w:pStyle w:val="Choice"/>
-      </w:pPr>
-      <w:r>
-        <w:t>d)</w:t>
-        <w:tab/>
-        <w:t>Corte.</w:t>
-      </w:r>
-    </w:p>
-    <w:p>
-      <w:pPr>
-        <w:pStyle w:val="ListNumber"/>
-      </w:pPr>
-      <w:r>
-        <w:t>¿Qué tipo de operación se puede realizar con unos alicates?</w:t>
-      </w:r>
-    </w:p>
-    <w:p>
-      <w:pPr>
-        <w:pStyle w:val="Choice"/>
-      </w:pPr>
-      <w:r>
-        <w:t>a)</w:t>
-        <w:tab/>
-        <w:t>Trazado.</w:t>
-      </w:r>
-    </w:p>
-    <w:p>
-      <w:pPr>
-        <w:pStyle w:val="Choice"/>
-      </w:pPr>
-      <w:r>
-        <w:t>b)</w:t>
-        <w:tab/>
         <w:t>Unión.</w:t>
       </w:r>
     </w:p>
@@ -1243,67 +1301,9 @@
         <w:pStyle w:val="Choice"/>
       </w:pPr>
       <w:r>
-        <w:t>c)</w:t>
-        <w:tab/>
-        <w:t>Sujeción.</w:t>
-      </w:r>
-    </w:p>
-    <w:p>
-      <w:pPr>
-        <w:pStyle w:val="Choice"/>
-      </w:pPr>
-      <w:r>
         <w:t>d)</w:t>
         <w:tab/>
         <w:t>Perforado.</w:t>
-      </w:r>
-    </w:p>
-    <w:p>
-      <w:pPr>
-        <w:pStyle w:val="ListNumber"/>
-      </w:pPr>
-      <w:r>
-        <w:t>¿Qué tipo de operación se puede realizar con un tornillo de banco?</w:t>
-      </w:r>
-    </w:p>
-    <w:p>
-      <w:pPr>
-        <w:pStyle w:val="Choice"/>
-      </w:pPr>
-      <w:r>
-        <w:t>a)</w:t>
-        <w:tab/>
-        <w:t>Perforado.</w:t>
-      </w:r>
-    </w:p>
-    <w:p>
-      <w:pPr>
-        <w:pStyle w:val="Choice"/>
-      </w:pPr>
-      <w:r>
-        <w:t>b)</w:t>
-        <w:tab/>
-        <w:t>Unión.</w:t>
-      </w:r>
-    </w:p>
-    <w:p>
-      <w:pPr>
-        <w:pStyle w:val="Choice"/>
-      </w:pPr>
-      <w:r>
-        <w:t>c)</w:t>
-        <w:tab/>
-        <w:t>Trazado.</w:t>
-      </w:r>
-    </w:p>
-    <w:p>
-      <w:pPr>
-        <w:pStyle w:val="Choice"/>
-      </w:pPr>
-      <w:r>
-        <w:t>d)</w:t>
-        <w:tab/>
-        <w:t>Sujeción.</w:t>
       </w:r>
     </w:p>
     <w:sectPr>
